--- a/uploads/templates/paper-score.docx
+++ b/uploads/templates/paper-score.docx
@@ -2,6 +2,268 @@
 <file path=word/document.xml><?xml version="1.0" encoding="utf-8"?>
 <w:document xmlns:wpc="http://schemas.microsoft.com/office/word/2010/wordprocessingCanvas" xmlns:mc="http://schemas.openxmlformats.org/markup-compatibility/2006" xmlns:o="urn:schemas-microsoft-com:office:office" xmlns:r="http://schemas.openxmlformats.org/officeDocument/2006/relationships" xmlns:m="http://schemas.openxmlformats.org/officeDocument/2006/math" xmlns:v="urn:schemas-microsoft-com:vml" xmlns:wp14="http://schemas.microsoft.com/office/word/2010/wordprocessingDrawing" xmlns:wp="http://schemas.openxmlformats.org/drawingml/2006/wordprocessingDrawing" xmlns:w="http://schemas.openxmlformats.org/wordprocessingml/2006/main" xmlns:w14="http://schemas.microsoft.com/office/word/2010/wordml" xmlns:w10="urn:schemas-microsoft-com:office:word" xmlns:w15="http://schemas.microsoft.com/office/word/2012/wordml" xmlns:wpg="http://schemas.microsoft.com/office/word/2010/wordprocessingGroup" xmlns:wpi="http://schemas.microsoft.com/office/word/2010/wordprocessingInk" xmlns:wne="http://schemas.microsoft.com/office/word/2006/wordml" xmlns:wps="http://schemas.microsoft.com/office/word/2010/wordprocessingShape" xmlns:wpsCustomData="http://www.wps.cn/officeDocument/2013/wpsCustomData" mc:Ignorable="w14 w15 wp14">
   <w:body>
+    <w:p>
+      <w:pPr>
+        <w:jc w:val="center"/>
+        <w:rPr>
+          <w:rFonts w:hint="eastAsia"/>
+          <w:b/>
+          <w:bCs/>
+          <w:sz w:val="36"/>
+          <w:szCs w:val="36"/>
+        </w:rPr>
+      </w:pPr>
+      <w:r>
+        <w:rPr>
+          <w:rFonts w:hint="eastAsia"/>
+          <w:b/>
+          <w:bCs/>
+          <w:sz w:val="36"/>
+          <w:szCs w:val="36"/>
+        </w:rPr>
+        <w:t>本科毕业论文答辩成绩表</w:t>
+      </w:r>
+    </w:p>
+    <w:tbl>
+      <w:tblPr>
+        <w:tblStyle w:val="3"/>
+        <w:tblW w:w="0" w:type="auto"/>
+        <w:tblInd w:w="0" w:type="dxa"/>
+        <w:tblBorders>
+          <w:top w:val="single" w:color="auto" w:sz="4" w:space="0"/>
+          <w:left w:val="single" w:color="auto" w:sz="4" w:space="0"/>
+          <w:bottom w:val="single" w:color="auto" w:sz="4" w:space="0"/>
+          <w:right w:val="single" w:color="auto" w:sz="4" w:space="0"/>
+          <w:insideH w:val="single" w:color="auto" w:sz="4" w:space="0"/>
+          <w:insideV w:val="single" w:color="auto" w:sz="4" w:space="0"/>
+        </w:tblBorders>
+        <w:tblLayout w:type="autofit"/>
+        <w:tblCellMar>
+          <w:top w:w="0" w:type="dxa"/>
+          <w:left w:w="108" w:type="dxa"/>
+          <w:bottom w:w="0" w:type="dxa"/>
+          <w:right w:w="108" w:type="dxa"/>
+        </w:tblCellMar>
+      </w:tblPr>
+      <w:tblGrid>
+        <w:gridCol w:w="1678"/>
+        <w:gridCol w:w="2574"/>
+        <w:gridCol w:w="1704"/>
+        <w:gridCol w:w="2566"/>
+      </w:tblGrid>
+      <w:tr>
+        <w:tblPrEx>
+          <w:tblBorders>
+            <w:top w:val="single" w:color="auto" w:sz="4" w:space="0"/>
+            <w:left w:val="single" w:color="auto" w:sz="4" w:space="0"/>
+            <w:bottom w:val="single" w:color="auto" w:sz="4" w:space="0"/>
+            <w:right w:val="single" w:color="auto" w:sz="4" w:space="0"/>
+            <w:insideH w:val="single" w:color="auto" w:sz="4" w:space="0"/>
+            <w:insideV w:val="single" w:color="auto" w:sz="4" w:space="0"/>
+          </w:tblBorders>
+          <w:tblCellMar>
+            <w:top w:w="0" w:type="dxa"/>
+            <w:left w:w="108" w:type="dxa"/>
+            <w:bottom w:w="0" w:type="dxa"/>
+            <w:right w:w="108" w:type="dxa"/>
+          </w:tblCellMar>
+        </w:tblPrEx>
+        <w:tc>
+          <w:tcPr>
+            <w:tcW w:w="1678" w:type="dxa"/>
+            <w:shd w:val="clear" w:color="auto" w:fill="F1F1F1" w:themeFill="background1" w:themeFillShade="F2"/>
+          </w:tcPr>
+          <w:p>
+            <w:pPr>
+              <w:jc w:val="both"/>
+              <w:rPr>
+                <w:rFonts w:hint="eastAsia" w:eastAsiaTheme="minorEastAsia"/>
+                <w:b/>
+                <w:bCs/>
+                <w:color w:val="BFBFBF" w:themeColor="background1" w:themeShade="BF"/>
+                <w:sz w:val="36"/>
+                <w:szCs w:val="36"/>
+                <w:vertAlign w:val="baseline"/>
+                <w:lang w:val="en-US" w:eastAsia="zh-CN"/>
+              </w:rPr>
+            </w:pPr>
+            <w:r>
+              <w:rPr>
+                <w:rFonts w:hint="eastAsia"/>
+                <w:b/>
+                <w:bCs/>
+                <w:sz w:val="28"/>
+                <w:szCs w:val="28"/>
+                <w:vertAlign w:val="baseline"/>
+                <w:lang w:val="en-US" w:eastAsia="zh-CN"/>
+              </w:rPr>
+              <w:t>姓名</w:t>
+            </w:r>
+          </w:p>
+        </w:tc>
+        <w:tc>
+          <w:tcPr>
+            <w:tcW w:w="2574" w:type="dxa"/>
+          </w:tcPr>
+          <w:p>
+            <w:pPr>
+              <w:jc w:val="both"/>
+              <w:rPr>
+                <w:rFonts w:hint="eastAsia"/>
+                <w:b/>
+                <w:bCs/>
+                <w:sz w:val="36"/>
+                <w:szCs w:val="36"/>
+                <w:vertAlign w:val="baseline"/>
+              </w:rPr>
+            </w:pPr>
+            <w:r>
+              <w:rPr>
+                <w:rFonts w:hint="eastAsia"/>
+                <w:sz w:val="28"/>
+                <w:szCs w:val="28"/>
+              </w:rPr>
+              <w:t>{{NAME}}</w:t>
+            </w:r>
+          </w:p>
+        </w:tc>
+        <w:tc>
+          <w:tcPr>
+            <w:tcW w:w="1704" w:type="dxa"/>
+            <w:shd w:val="clear" w:color="auto" w:fill="F1F1F1" w:themeFill="background1" w:themeFillShade="F2"/>
+          </w:tcPr>
+          <w:p>
+            <w:pPr>
+              <w:jc w:val="both"/>
+              <w:rPr>
+                <w:rFonts w:hint="eastAsia" w:eastAsiaTheme="minorEastAsia"/>
+                <w:b/>
+                <w:bCs/>
+                <w:sz w:val="36"/>
+                <w:szCs w:val="36"/>
+                <w:vertAlign w:val="baseline"/>
+                <w:lang w:val="en-US" w:eastAsia="zh-CN"/>
+              </w:rPr>
+            </w:pPr>
+            <w:r>
+              <w:rPr>
+                <w:rFonts w:hint="eastAsia"/>
+                <w:b/>
+                <w:bCs/>
+                <w:sz w:val="28"/>
+                <w:szCs w:val="28"/>
+                <w:vertAlign w:val="baseline"/>
+                <w:lang w:val="en-US" w:eastAsia="zh-CN"/>
+              </w:rPr>
+              <w:t>学号</w:t>
+            </w:r>
+          </w:p>
+        </w:tc>
+        <w:tc>
+          <w:tcPr>
+            <w:tcW w:w="2566" w:type="dxa"/>
+          </w:tcPr>
+          <w:p>
+            <w:pPr>
+              <w:jc w:val="both"/>
+              <w:rPr>
+                <w:rFonts w:hint="eastAsia"/>
+                <w:b/>
+                <w:bCs/>
+                <w:sz w:val="36"/>
+                <w:szCs w:val="36"/>
+                <w:vertAlign w:val="baseline"/>
+              </w:rPr>
+            </w:pPr>
+            <w:r>
+              <w:rPr>
+                <w:rFonts w:hint="eastAsia"/>
+                <w:sz w:val="28"/>
+                <w:szCs w:val="28"/>
+              </w:rPr>
+              <w:t>{{STUDENT_NO}}</w:t>
+            </w:r>
+          </w:p>
+        </w:tc>
+      </w:tr>
+      <w:tr>
+        <w:tblPrEx>
+          <w:tblBorders>
+            <w:top w:val="single" w:color="auto" w:sz="4" w:space="0"/>
+            <w:left w:val="single" w:color="auto" w:sz="4" w:space="0"/>
+            <w:bottom w:val="single" w:color="auto" w:sz="4" w:space="0"/>
+            <w:right w:val="single" w:color="auto" w:sz="4" w:space="0"/>
+            <w:insideH w:val="single" w:color="auto" w:sz="4" w:space="0"/>
+            <w:insideV w:val="single" w:color="auto" w:sz="4" w:space="0"/>
+          </w:tblBorders>
+          <w:tblCellMar>
+            <w:top w:w="0" w:type="dxa"/>
+            <w:left w:w="108" w:type="dxa"/>
+            <w:bottom w:w="0" w:type="dxa"/>
+            <w:right w:w="108" w:type="dxa"/>
+          </w:tblCellMar>
+        </w:tblPrEx>
+        <w:tc>
+          <w:tcPr>
+            <w:tcW w:w="1678" w:type="dxa"/>
+            <w:shd w:val="clear" w:color="auto" w:fill="F1F1F1" w:themeFill="background1" w:themeFillShade="F2"/>
+          </w:tcPr>
+          <w:p>
+            <w:pPr>
+              <w:jc w:val="both"/>
+              <w:rPr>
+                <w:rFonts w:hint="default" w:eastAsiaTheme="minorEastAsia"/>
+                <w:b/>
+                <w:bCs/>
+                <w:sz w:val="36"/>
+                <w:szCs w:val="36"/>
+                <w:vertAlign w:val="baseline"/>
+                <w:lang w:val="en-US" w:eastAsia="zh-CN"/>
+              </w:rPr>
+            </w:pPr>
+            <w:r>
+              <w:rPr>
+                <w:rFonts w:hint="eastAsia"/>
+                <w:b/>
+                <w:bCs/>
+                <w:sz w:val="28"/>
+                <w:szCs w:val="28"/>
+                <w:vertAlign w:val="baseline"/>
+                <w:lang w:val="en-US" w:eastAsia="zh-CN"/>
+              </w:rPr>
+              <w:t>论文题目</w:t>
+            </w:r>
+          </w:p>
+        </w:tc>
+        <w:tc>
+          <w:tcPr>
+            <w:tcW w:w="6844" w:type="dxa"/>
+            <w:gridSpan w:val="3"/>
+          </w:tcPr>
+          <w:p>
+            <w:pPr>
+              <w:jc w:val="both"/>
+              <w:rPr>
+                <w:rFonts w:hint="eastAsia"/>
+                <w:b/>
+                <w:bCs/>
+                <w:sz w:val="36"/>
+                <w:szCs w:val="36"/>
+                <w:vertAlign w:val="baseline"/>
+              </w:rPr>
+            </w:pPr>
+            <w:r>
+              <w:rPr>
+                <w:rFonts w:hint="eastAsia"/>
+                <w:sz w:val="28"/>
+                <w:szCs w:val="28"/>
+              </w:rPr>
+              <w:t>{{TITLE}}</w:t>
+            </w:r>
+          </w:p>
+        </w:tc>
+      </w:tr>
+    </w:tbl>
     <w:p>
       <w:pPr>
         <w:rPr>
@@ -10,82 +272,760 @@
           <w:szCs w:val="32"/>
         </w:rPr>
       </w:pPr>
-      <w:bookmarkStart w:id="0" w:name="_GoBack"/>
+    </w:p>
+    <w:tbl>
+      <w:tblPr>
+        <w:tblStyle w:val="3"/>
+        <w:tblW w:w="0" w:type="auto"/>
+        <w:tblInd w:w="0" w:type="dxa"/>
+        <w:tblBorders>
+          <w:top w:val="single" w:color="auto" w:sz="4" w:space="0"/>
+          <w:left w:val="single" w:color="auto" w:sz="4" w:space="0"/>
+          <w:bottom w:val="single" w:color="auto" w:sz="4" w:space="0"/>
+          <w:right w:val="single" w:color="auto" w:sz="4" w:space="0"/>
+          <w:insideH w:val="single" w:color="auto" w:sz="4" w:space="0"/>
+          <w:insideV w:val="single" w:color="auto" w:sz="4" w:space="0"/>
+        </w:tblBorders>
+        <w:tblLayout w:type="autofit"/>
+        <w:tblCellMar>
+          <w:top w:w="0" w:type="dxa"/>
+          <w:left w:w="108" w:type="dxa"/>
+          <w:bottom w:w="0" w:type="dxa"/>
+          <w:right w:w="108" w:type="dxa"/>
+        </w:tblCellMar>
+      </w:tblPr>
+      <w:tblGrid>
+        <w:gridCol w:w="3233"/>
+        <w:gridCol w:w="2678"/>
+        <w:gridCol w:w="2611"/>
+      </w:tblGrid>
+      <w:tr>
+        <w:tblPrEx>
+          <w:tblBorders>
+            <w:top w:val="single" w:color="auto" w:sz="4" w:space="0"/>
+            <w:left w:val="single" w:color="auto" w:sz="4" w:space="0"/>
+            <w:bottom w:val="single" w:color="auto" w:sz="4" w:space="0"/>
+            <w:right w:val="single" w:color="auto" w:sz="4" w:space="0"/>
+            <w:insideH w:val="single" w:color="auto" w:sz="4" w:space="0"/>
+            <w:insideV w:val="single" w:color="auto" w:sz="4" w:space="0"/>
+          </w:tblBorders>
+          <w:tblCellMar>
+            <w:top w:w="0" w:type="dxa"/>
+            <w:left w:w="108" w:type="dxa"/>
+            <w:bottom w:w="0" w:type="dxa"/>
+            <w:right w:w="108" w:type="dxa"/>
+          </w:tblCellMar>
+        </w:tblPrEx>
+        <w:tc>
+          <w:tcPr>
+            <w:tcW w:w="3233" w:type="dxa"/>
+            <w:shd w:val="clear" w:color="auto" w:fill="F1F1F1" w:themeFill="background1" w:themeFillShade="F2"/>
+          </w:tcPr>
+          <w:p>
+            <w:pPr>
+              <w:jc w:val="center"/>
+              <w:rPr>
+                <w:rFonts w:hint="default" w:eastAsiaTheme="minorEastAsia"/>
+                <w:sz w:val="32"/>
+                <w:szCs w:val="32"/>
+                <w:vertAlign w:val="baseline"/>
+                <w:lang w:val="en-US" w:eastAsia="zh-CN"/>
+              </w:rPr>
+            </w:pPr>
+            <w:r>
+              <w:rPr>
+                <w:rFonts w:hint="eastAsia"/>
+                <w:b/>
+                <w:bCs/>
+                <w:sz w:val="28"/>
+                <w:szCs w:val="28"/>
+                <w:vertAlign w:val="baseline"/>
+                <w:lang w:val="en-US" w:eastAsia="zh-CN"/>
+              </w:rPr>
+              <w:t>评价指标</w:t>
+            </w:r>
+          </w:p>
+        </w:tc>
+        <w:tc>
+          <w:tcPr>
+            <w:tcW w:w="2678" w:type="dxa"/>
+            <w:shd w:val="clear" w:color="auto" w:fill="F1F1F1" w:themeFill="background1" w:themeFillShade="F2"/>
+          </w:tcPr>
+          <w:p>
+            <w:pPr>
+              <w:jc w:val="center"/>
+              <w:rPr>
+                <w:rFonts w:hint="eastAsia" w:eastAsiaTheme="minorEastAsia"/>
+                <w:sz w:val="28"/>
+                <w:szCs w:val="28"/>
+                <w:vertAlign w:val="baseline"/>
+                <w:lang w:val="en-US" w:eastAsia="zh-CN"/>
+              </w:rPr>
+            </w:pPr>
+            <w:r>
+              <w:rPr>
+                <w:rFonts w:hint="eastAsia"/>
+                <w:b/>
+                <w:bCs/>
+                <w:sz w:val="28"/>
+                <w:szCs w:val="28"/>
+                <w:vertAlign w:val="baseline"/>
+                <w:lang w:val="en-US" w:eastAsia="zh-CN"/>
+              </w:rPr>
+              <w:t>满分</w:t>
+            </w:r>
+          </w:p>
+        </w:tc>
+        <w:tc>
+          <w:tcPr>
+            <w:tcW w:w="2611" w:type="dxa"/>
+            <w:shd w:val="clear" w:color="auto" w:fill="F1F1F1" w:themeFill="background1" w:themeFillShade="F2"/>
+          </w:tcPr>
+          <w:p>
+            <w:pPr>
+              <w:jc w:val="center"/>
+              <w:rPr>
+                <w:rFonts w:hint="eastAsia" w:eastAsiaTheme="minorEastAsia"/>
+                <w:sz w:val="32"/>
+                <w:szCs w:val="32"/>
+                <w:vertAlign w:val="baseline"/>
+                <w:lang w:val="en-US" w:eastAsia="zh-CN"/>
+              </w:rPr>
+            </w:pPr>
+            <w:r>
+              <w:rPr>
+                <w:rFonts w:hint="eastAsia"/>
+                <w:b/>
+                <w:bCs/>
+                <w:sz w:val="28"/>
+                <w:szCs w:val="28"/>
+                <w:vertAlign w:val="baseline"/>
+                <w:lang w:val="en-US" w:eastAsia="zh-CN"/>
+              </w:rPr>
+              <w:t>得分</w:t>
+            </w:r>
+          </w:p>
+        </w:tc>
+      </w:tr>
+      <w:tr>
+        <w:tblPrEx>
+          <w:tblBorders>
+            <w:top w:val="single" w:color="auto" w:sz="4" w:space="0"/>
+            <w:left w:val="single" w:color="auto" w:sz="4" w:space="0"/>
+            <w:bottom w:val="single" w:color="auto" w:sz="4" w:space="0"/>
+            <w:right w:val="single" w:color="auto" w:sz="4" w:space="0"/>
+            <w:insideH w:val="single" w:color="auto" w:sz="4" w:space="0"/>
+            <w:insideV w:val="single" w:color="auto" w:sz="4" w:space="0"/>
+          </w:tblBorders>
+          <w:tblCellMar>
+            <w:top w:w="0" w:type="dxa"/>
+            <w:left w:w="108" w:type="dxa"/>
+            <w:bottom w:w="0" w:type="dxa"/>
+            <w:right w:w="108" w:type="dxa"/>
+          </w:tblCellMar>
+        </w:tblPrEx>
+        <w:tc>
+          <w:tcPr>
+            <w:tcW w:w="3233" w:type="dxa"/>
+          </w:tcPr>
+          <w:p>
+            <w:pPr>
+              <w:jc w:val="center"/>
+              <w:rPr>
+                <w:rFonts w:hint="default" w:eastAsiaTheme="minorEastAsia"/>
+                <w:sz w:val="28"/>
+                <w:szCs w:val="28"/>
+                <w:vertAlign w:val="baseline"/>
+                <w:lang w:val="en-US" w:eastAsia="zh-CN"/>
+              </w:rPr>
+            </w:pPr>
+            <w:r>
+              <w:rPr>
+                <w:rFonts w:hint="eastAsia"/>
+                <w:sz w:val="28"/>
+                <w:szCs w:val="28"/>
+                <w:vertAlign w:val="baseline"/>
+                <w:lang w:val="en-US" w:eastAsia="zh-CN"/>
+              </w:rPr>
+              <w:t>论文质量</w:t>
+            </w:r>
+          </w:p>
+        </w:tc>
+        <w:tc>
+          <w:tcPr>
+            <w:tcW w:w="2678" w:type="dxa"/>
+          </w:tcPr>
+          <w:p>
+            <w:pPr>
+              <w:jc w:val="center"/>
+              <w:rPr>
+                <w:rFonts w:hint="default" w:eastAsiaTheme="minorEastAsia"/>
+                <w:sz w:val="32"/>
+                <w:szCs w:val="32"/>
+                <w:vertAlign w:val="baseline"/>
+                <w:lang w:val="en-US" w:eastAsia="zh-CN"/>
+              </w:rPr>
+            </w:pPr>
+            <w:r>
+              <w:rPr>
+                <w:rFonts w:hint="eastAsia"/>
+                <w:sz w:val="32"/>
+                <w:szCs w:val="32"/>
+                <w:vertAlign w:val="baseline"/>
+                <w:lang w:val="en-US" w:eastAsia="zh-CN"/>
+              </w:rPr>
+              <w:t>50</w:t>
+            </w:r>
+          </w:p>
+        </w:tc>
+        <w:tc>
+          <w:tcPr>
+            <w:tcW w:w="2611" w:type="dxa"/>
+          </w:tcPr>
+          <w:p>
+            <w:pPr>
+              <w:jc w:val="center"/>
+              <w:rPr>
+                <w:rFonts w:hint="eastAsia"/>
+                <w:sz w:val="32"/>
+                <w:szCs w:val="32"/>
+                <w:highlight w:val="none"/>
+                <w:vertAlign w:val="baseline"/>
+              </w:rPr>
+            </w:pPr>
+            <w:r>
+              <w:rPr>
+                <w:rFonts w:hint="eastAsia"/>
+                <w:sz w:val="28"/>
+                <w:szCs w:val="28"/>
+                <w:highlight w:val="none"/>
+              </w:rPr>
+              <w:t>{{ITEM1}}</w:t>
+            </w:r>
+          </w:p>
+        </w:tc>
+      </w:tr>
+      <w:tr>
+        <w:tblPrEx>
+          <w:tblBorders>
+            <w:top w:val="single" w:color="auto" w:sz="4" w:space="0"/>
+            <w:left w:val="single" w:color="auto" w:sz="4" w:space="0"/>
+            <w:bottom w:val="single" w:color="auto" w:sz="4" w:space="0"/>
+            <w:right w:val="single" w:color="auto" w:sz="4" w:space="0"/>
+            <w:insideH w:val="single" w:color="auto" w:sz="4" w:space="0"/>
+            <w:insideV w:val="single" w:color="auto" w:sz="4" w:space="0"/>
+          </w:tblBorders>
+          <w:tblCellMar>
+            <w:top w:w="0" w:type="dxa"/>
+            <w:left w:w="108" w:type="dxa"/>
+            <w:bottom w:w="0" w:type="dxa"/>
+            <w:right w:w="108" w:type="dxa"/>
+          </w:tblCellMar>
+        </w:tblPrEx>
+        <w:tc>
+          <w:tcPr>
+            <w:tcW w:w="3233" w:type="dxa"/>
+          </w:tcPr>
+          <w:p>
+            <w:pPr>
+              <w:jc w:val="center"/>
+              <w:rPr>
+                <w:rFonts w:hint="default" w:eastAsiaTheme="minorEastAsia"/>
+                <w:sz w:val="28"/>
+                <w:szCs w:val="28"/>
+                <w:vertAlign w:val="baseline"/>
+                <w:lang w:val="en-US" w:eastAsia="zh-CN"/>
+              </w:rPr>
+            </w:pPr>
+            <w:r>
+              <w:rPr>
+                <w:rFonts w:hint="eastAsia"/>
+                <w:sz w:val="28"/>
+                <w:szCs w:val="28"/>
+                <w:vertAlign w:val="baseline"/>
+                <w:lang w:val="en-US" w:eastAsia="zh-CN"/>
+              </w:rPr>
+              <w:t>答辩的自述报告</w:t>
+            </w:r>
+          </w:p>
+        </w:tc>
+        <w:tc>
+          <w:tcPr>
+            <w:tcW w:w="2678" w:type="dxa"/>
+          </w:tcPr>
+          <w:p>
+            <w:pPr>
+              <w:jc w:val="center"/>
+              <w:rPr>
+                <w:rFonts w:hint="default" w:eastAsiaTheme="minorEastAsia"/>
+                <w:sz w:val="32"/>
+                <w:szCs w:val="32"/>
+                <w:vertAlign w:val="baseline"/>
+                <w:lang w:val="en-US" w:eastAsia="zh-CN"/>
+              </w:rPr>
+            </w:pPr>
+            <w:r>
+              <w:rPr>
+                <w:rFonts w:hint="eastAsia"/>
+                <w:sz w:val="32"/>
+                <w:szCs w:val="32"/>
+                <w:vertAlign w:val="baseline"/>
+                <w:lang w:val="en-US" w:eastAsia="zh-CN"/>
+              </w:rPr>
+              <w:t>25</w:t>
+            </w:r>
+          </w:p>
+        </w:tc>
+        <w:tc>
+          <w:tcPr>
+            <w:tcW w:w="2611" w:type="dxa"/>
+          </w:tcPr>
+          <w:p>
+            <w:pPr>
+              <w:jc w:val="center"/>
+              <w:rPr>
+                <w:rFonts w:hint="eastAsia"/>
+                <w:sz w:val="32"/>
+                <w:szCs w:val="32"/>
+                <w:highlight w:val="none"/>
+                <w:vertAlign w:val="baseline"/>
+              </w:rPr>
+            </w:pPr>
+            <w:r>
+              <w:rPr>
+                <w:rFonts w:hint="eastAsia"/>
+                <w:sz w:val="28"/>
+                <w:szCs w:val="28"/>
+                <w:highlight w:val="none"/>
+              </w:rPr>
+              <w:t>{{ITEM</w:t>
+            </w:r>
+            <w:r>
+              <w:rPr>
+                <w:rFonts w:hint="eastAsia"/>
+                <w:sz w:val="28"/>
+                <w:szCs w:val="28"/>
+                <w:highlight w:val="none"/>
+                <w:lang w:val="en-US" w:eastAsia="zh-CN"/>
+              </w:rPr>
+              <w:t>2</w:t>
+            </w:r>
+            <w:r>
+              <w:rPr>
+                <w:rFonts w:hint="eastAsia"/>
+                <w:sz w:val="28"/>
+                <w:szCs w:val="28"/>
+                <w:highlight w:val="none"/>
+              </w:rPr>
+              <w:t>}}</w:t>
+            </w:r>
+          </w:p>
+        </w:tc>
+      </w:tr>
+      <w:tr>
+        <w:tblPrEx>
+          <w:tblBorders>
+            <w:top w:val="single" w:color="auto" w:sz="4" w:space="0"/>
+            <w:left w:val="single" w:color="auto" w:sz="4" w:space="0"/>
+            <w:bottom w:val="single" w:color="auto" w:sz="4" w:space="0"/>
+            <w:right w:val="single" w:color="auto" w:sz="4" w:space="0"/>
+            <w:insideH w:val="single" w:color="auto" w:sz="4" w:space="0"/>
+            <w:insideV w:val="single" w:color="auto" w:sz="4" w:space="0"/>
+          </w:tblBorders>
+          <w:tblCellMar>
+            <w:top w:w="0" w:type="dxa"/>
+            <w:left w:w="108" w:type="dxa"/>
+            <w:bottom w:w="0" w:type="dxa"/>
+            <w:right w:w="108" w:type="dxa"/>
+          </w:tblCellMar>
+        </w:tblPrEx>
+        <w:tc>
+          <w:tcPr>
+            <w:tcW w:w="3233" w:type="dxa"/>
+          </w:tcPr>
+          <w:p>
+            <w:pPr>
+              <w:jc w:val="center"/>
+              <w:rPr>
+                <w:rFonts w:hint="default" w:eastAsiaTheme="minorEastAsia"/>
+                <w:sz w:val="28"/>
+                <w:szCs w:val="28"/>
+                <w:vertAlign w:val="baseline"/>
+                <w:lang w:val="en-US" w:eastAsia="zh-CN"/>
+              </w:rPr>
+            </w:pPr>
+            <w:r>
+              <w:rPr>
+                <w:rFonts w:hint="eastAsia"/>
+                <w:sz w:val="28"/>
+                <w:szCs w:val="28"/>
+                <w:vertAlign w:val="baseline"/>
+                <w:lang w:val="en-US" w:eastAsia="zh-CN"/>
+              </w:rPr>
+              <w:t>回答问题的情况</w:t>
+            </w:r>
+          </w:p>
+        </w:tc>
+        <w:tc>
+          <w:tcPr>
+            <w:tcW w:w="2678" w:type="dxa"/>
+          </w:tcPr>
+          <w:p>
+            <w:pPr>
+              <w:jc w:val="center"/>
+              <w:rPr>
+                <w:rFonts w:hint="default" w:eastAsiaTheme="minorEastAsia"/>
+                <w:sz w:val="32"/>
+                <w:szCs w:val="32"/>
+                <w:vertAlign w:val="baseline"/>
+                <w:lang w:val="en-US" w:eastAsia="zh-CN"/>
+              </w:rPr>
+            </w:pPr>
+            <w:r>
+              <w:rPr>
+                <w:rFonts w:hint="eastAsia"/>
+                <w:sz w:val="32"/>
+                <w:szCs w:val="32"/>
+                <w:vertAlign w:val="baseline"/>
+                <w:lang w:val="en-US" w:eastAsia="zh-CN"/>
+              </w:rPr>
+              <w:t>25</w:t>
+            </w:r>
+          </w:p>
+        </w:tc>
+        <w:tc>
+          <w:tcPr>
+            <w:tcW w:w="2611" w:type="dxa"/>
+          </w:tcPr>
+          <w:p>
+            <w:pPr>
+              <w:jc w:val="center"/>
+              <w:rPr>
+                <w:rFonts w:hint="eastAsia"/>
+                <w:sz w:val="32"/>
+                <w:szCs w:val="32"/>
+                <w:highlight w:val="none"/>
+                <w:vertAlign w:val="baseline"/>
+              </w:rPr>
+            </w:pPr>
+            <w:r>
+              <w:rPr>
+                <w:rFonts w:hint="eastAsia"/>
+                <w:sz w:val="28"/>
+                <w:szCs w:val="28"/>
+                <w:highlight w:val="none"/>
+              </w:rPr>
+              <w:t>{{ITEM</w:t>
+            </w:r>
+            <w:r>
+              <w:rPr>
+                <w:rFonts w:hint="eastAsia"/>
+                <w:sz w:val="28"/>
+                <w:szCs w:val="28"/>
+                <w:highlight w:val="none"/>
+                <w:lang w:val="en-US" w:eastAsia="zh-CN"/>
+              </w:rPr>
+              <w:t>3</w:t>
+            </w:r>
+            <w:bookmarkStart w:id="0" w:name="_GoBack"/>
+            <w:bookmarkEnd w:id="0"/>
+            <w:r>
+              <w:rPr>
+                <w:rFonts w:hint="eastAsia"/>
+                <w:sz w:val="28"/>
+                <w:szCs w:val="28"/>
+                <w:highlight w:val="none"/>
+              </w:rPr>
+              <w:t>}}</w:t>
+            </w:r>
+          </w:p>
+        </w:tc>
+      </w:tr>
+      <w:tr>
+        <w:tblPrEx>
+          <w:tblBorders>
+            <w:top w:val="single" w:color="auto" w:sz="4" w:space="0"/>
+            <w:left w:val="single" w:color="auto" w:sz="4" w:space="0"/>
+            <w:bottom w:val="single" w:color="auto" w:sz="4" w:space="0"/>
+            <w:right w:val="single" w:color="auto" w:sz="4" w:space="0"/>
+            <w:insideH w:val="single" w:color="auto" w:sz="4" w:space="0"/>
+            <w:insideV w:val="single" w:color="auto" w:sz="4" w:space="0"/>
+          </w:tblBorders>
+          <w:tblCellMar>
+            <w:top w:w="0" w:type="dxa"/>
+            <w:left w:w="108" w:type="dxa"/>
+            <w:bottom w:w="0" w:type="dxa"/>
+            <w:right w:w="108" w:type="dxa"/>
+          </w:tblCellMar>
+        </w:tblPrEx>
+        <w:tc>
+          <w:tcPr>
+            <w:tcW w:w="3233" w:type="dxa"/>
+            <w:shd w:val="clear" w:color="auto" w:fill="F1F1F1" w:themeFill="background1" w:themeFillShade="F2"/>
+          </w:tcPr>
+          <w:p>
+            <w:pPr>
+              <w:jc w:val="center"/>
+              <w:rPr>
+                <w:rFonts w:hint="eastAsia" w:eastAsiaTheme="minorEastAsia"/>
+                <w:b/>
+                <w:bCs/>
+                <w:sz w:val="32"/>
+                <w:szCs w:val="32"/>
+                <w:vertAlign w:val="baseline"/>
+                <w:lang w:val="en-US" w:eastAsia="zh-CN"/>
+              </w:rPr>
+            </w:pPr>
+            <w:r>
+              <w:rPr>
+                <w:rFonts w:hint="eastAsia"/>
+                <w:b/>
+                <w:bCs/>
+                <w:sz w:val="28"/>
+                <w:szCs w:val="28"/>
+                <w:vertAlign w:val="baseline"/>
+                <w:lang w:val="en-US" w:eastAsia="zh-CN"/>
+              </w:rPr>
+              <w:t>总分</w:t>
+            </w:r>
+          </w:p>
+        </w:tc>
+        <w:tc>
+          <w:tcPr>
+            <w:tcW w:w="2678" w:type="dxa"/>
+            <w:shd w:val="clear" w:color="auto" w:fill="F1F1F1" w:themeFill="background1" w:themeFillShade="F2"/>
+          </w:tcPr>
+          <w:p>
+            <w:pPr>
+              <w:jc w:val="center"/>
+              <w:rPr>
+                <w:rFonts w:hint="default" w:eastAsiaTheme="minorEastAsia"/>
+                <w:b/>
+                <w:bCs/>
+                <w:sz w:val="32"/>
+                <w:szCs w:val="32"/>
+                <w:vertAlign w:val="baseline"/>
+                <w:lang w:val="en-US" w:eastAsia="zh-CN"/>
+              </w:rPr>
+            </w:pPr>
+            <w:r>
+              <w:rPr>
+                <w:rFonts w:hint="eastAsia"/>
+                <w:b/>
+                <w:bCs/>
+                <w:sz w:val="28"/>
+                <w:szCs w:val="28"/>
+                <w:vertAlign w:val="baseline"/>
+                <w:lang w:val="en-US" w:eastAsia="zh-CN"/>
+              </w:rPr>
+              <w:t>100</w:t>
+            </w:r>
+          </w:p>
+        </w:tc>
+        <w:tc>
+          <w:tcPr>
+            <w:tcW w:w="2611" w:type="dxa"/>
+            <w:shd w:val="clear" w:color="auto" w:fill="F1F1F1" w:themeFill="background1" w:themeFillShade="F2"/>
+          </w:tcPr>
+          <w:p>
+            <w:pPr>
+              <w:jc w:val="center"/>
+              <w:rPr>
+                <w:rFonts w:hint="eastAsia"/>
+                <w:b/>
+                <w:bCs/>
+                <w:sz w:val="32"/>
+                <w:szCs w:val="32"/>
+                <w:highlight w:val="none"/>
+                <w:vertAlign w:val="baseline"/>
+              </w:rPr>
+            </w:pPr>
+            <w:r>
+              <w:rPr>
+                <w:rFonts w:hint="eastAsia"/>
+                <w:sz w:val="28"/>
+                <w:szCs w:val="28"/>
+                <w:highlight w:val="none"/>
+              </w:rPr>
+              <w:t>{{</w:t>
+            </w:r>
+            <w:r>
+              <w:rPr>
+                <w:rFonts w:hint="eastAsia"/>
+                <w:sz w:val="28"/>
+                <w:szCs w:val="28"/>
+                <w:highlight w:val="none"/>
+                <w:lang w:val="en-US" w:eastAsia="zh-CN"/>
+              </w:rPr>
+              <w:t>TOTAL</w:t>
+            </w:r>
+            <w:r>
+              <w:rPr>
+                <w:rFonts w:hint="eastAsia"/>
+                <w:sz w:val="28"/>
+                <w:szCs w:val="28"/>
+                <w:highlight w:val="none"/>
+              </w:rPr>
+              <w:t>}}</w:t>
+            </w:r>
+          </w:p>
+        </w:tc>
+      </w:tr>
+    </w:tbl>
+    <w:p>
+      <w:pPr>
+        <w:rPr>
+          <w:rFonts w:hint="eastAsia"/>
+          <w:sz w:val="28"/>
+          <w:szCs w:val="28"/>
+        </w:rPr>
+      </w:pPr>
+    </w:p>
+    <w:p>
+      <w:pPr>
+        <w:jc w:val="left"/>
+        <w:rPr>
+          <w:rFonts w:hint="eastAsia"/>
+          <w:b/>
+          <w:bCs/>
+          <w:sz w:val="28"/>
+          <w:szCs w:val="28"/>
+          <w:lang w:val="en-US" w:eastAsia="zh-CN"/>
+        </w:rPr>
+      </w:pPr>
       <w:r>
         <w:rPr>
           <w:rFonts w:hint="eastAsia"/>
-          <w:sz w:val="32"/>
-          <w:szCs w:val="32"/>
+          <w:b/>
+          <w:bCs/>
+          <w:sz w:val="28"/>
+          <w:szCs w:val="28"/>
+          <w:lang w:val="en-US" w:eastAsia="zh-CN"/>
         </w:rPr>
-        <w:t>本科毕业论文答辩成绩表</w:t>
+        <w:t>答辩评语：</w:t>
+      </w:r>
+    </w:p>
+    <w:tbl>
+      <w:tblPr>
+        <w:tblStyle w:val="3"/>
+        <w:tblW w:w="0" w:type="auto"/>
+        <w:tblInd w:w="0" w:type="dxa"/>
+        <w:tblBorders>
+          <w:top w:val="single" w:color="auto" w:sz="4" w:space="0"/>
+          <w:left w:val="single" w:color="auto" w:sz="4" w:space="0"/>
+          <w:bottom w:val="single" w:color="auto" w:sz="4" w:space="0"/>
+          <w:right w:val="single" w:color="auto" w:sz="4" w:space="0"/>
+          <w:insideH w:val="single" w:color="auto" w:sz="4" w:space="0"/>
+          <w:insideV w:val="single" w:color="auto" w:sz="4" w:space="0"/>
+        </w:tblBorders>
+        <w:tblLayout w:type="autofit"/>
+        <w:tblCellMar>
+          <w:top w:w="0" w:type="dxa"/>
+          <w:left w:w="108" w:type="dxa"/>
+          <w:bottom w:w="0" w:type="dxa"/>
+          <w:right w:w="108" w:type="dxa"/>
+        </w:tblCellMar>
+      </w:tblPr>
+      <w:tblGrid>
+        <w:gridCol w:w="8522"/>
+      </w:tblGrid>
+      <w:tr>
+        <w:tblPrEx>
+          <w:tblBorders>
+            <w:top w:val="single" w:color="auto" w:sz="4" w:space="0"/>
+            <w:left w:val="single" w:color="auto" w:sz="4" w:space="0"/>
+            <w:bottom w:val="single" w:color="auto" w:sz="4" w:space="0"/>
+            <w:right w:val="single" w:color="auto" w:sz="4" w:space="0"/>
+            <w:insideH w:val="single" w:color="auto" w:sz="4" w:space="0"/>
+            <w:insideV w:val="single" w:color="auto" w:sz="4" w:space="0"/>
+          </w:tblBorders>
+          <w:tblCellMar>
+            <w:top w:w="0" w:type="dxa"/>
+            <w:left w:w="108" w:type="dxa"/>
+            <w:bottom w:w="0" w:type="dxa"/>
+            <w:right w:w="108" w:type="dxa"/>
+          </w:tblCellMar>
+        </w:tblPrEx>
+        <w:tc>
+          <w:tcPr>
+            <w:tcW w:w="8522" w:type="dxa"/>
+          </w:tcPr>
+          <w:p>
+            <w:pPr>
+              <w:rPr>
+                <w:rFonts w:hint="default"/>
+                <w:sz w:val="28"/>
+                <w:szCs w:val="28"/>
+                <w:vertAlign w:val="baseline"/>
+                <w:lang w:val="en-US" w:eastAsia="zh-CN"/>
+              </w:rPr>
+            </w:pPr>
+            <w:r>
+              <w:rPr>
+                <w:rFonts w:hint="eastAsia"/>
+                <w:sz w:val="28"/>
+                <w:szCs w:val="28"/>
+              </w:rPr>
+              <w:t>{{COMMENT}}</w:t>
+            </w:r>
+          </w:p>
+        </w:tc>
+      </w:tr>
+    </w:tbl>
+    <w:p>
+      <w:pPr>
+        <w:rPr>
+          <w:rFonts w:hint="default"/>
+          <w:sz w:val="28"/>
+          <w:szCs w:val="28"/>
+          <w:lang w:val="en-US" w:eastAsia="zh-CN"/>
+        </w:rPr>
+      </w:pPr>
+    </w:p>
+    <w:p>
+      <w:pPr>
+        <w:rPr>
+          <w:rFonts w:hint="default" w:eastAsiaTheme="minorEastAsia"/>
+          <w:sz w:val="28"/>
+          <w:szCs w:val="28"/>
+          <w:lang w:val="en-US" w:eastAsia="zh-CN"/>
+        </w:rPr>
+      </w:pPr>
+      <w:r>
+        <w:rPr>
+          <w:rFonts w:hint="eastAsia"/>
+          <w:sz w:val="28"/>
+          <w:szCs w:val="28"/>
+          <w:lang w:val="en-US" w:eastAsia="zh-CN"/>
+        </w:rPr>
+        <w:t>指导教师签名：          评阅教师签名：          答辩组长签名：</w:t>
       </w:r>
     </w:p>
     <w:p>
       <w:pPr>
         <w:rPr>
-          <w:rFonts w:hint="eastAsia"/>
+          <w:rFonts w:hint="default" w:eastAsiaTheme="minorEastAsia"/>
           <w:sz w:val="32"/>
           <w:szCs w:val="32"/>
+          <w:lang w:val="en-US" w:eastAsia="zh-CN"/>
         </w:rPr>
       </w:pPr>
       <w:r>
         <w:rPr>
           <w:rFonts w:hint="eastAsia"/>
-          <w:sz w:val="32"/>
-          <w:szCs w:val="32"/>
+          <w:sz w:val="28"/>
+          <w:szCs w:val="28"/>
         </w:rPr>
-        <w:t>学生姓名：{{NAME}}</w:t>
+        <w:t>{{SIGN_ADVISOR}}</w:t>
       </w:r>
-    </w:p>
-    <w:p>
-      <w:pPr>
-        <w:rPr>
-          <w:rFonts w:hint="eastAsia"/>
-          <w:sz w:val="32"/>
-          <w:szCs w:val="32"/>
-        </w:rPr>
-      </w:pPr>
       <w:r>
         <w:rPr>
           <w:rFonts w:hint="eastAsia"/>
-          <w:sz w:val="32"/>
-          <w:szCs w:val="32"/>
+          <w:sz w:val="28"/>
+          <w:szCs w:val="28"/>
+          <w:lang w:val="en-US" w:eastAsia="zh-CN"/>
         </w:rPr>
-        <w:t>学号：{{STUDENT_NO}}</w:t>
-      </w:r>
-    </w:p>
-    <w:p>
-      <w:pPr>
-        <w:rPr>
-          <w:rFonts w:hint="eastAsia"/>
-          <w:sz w:val="32"/>
-          <w:szCs w:val="32"/>
-        </w:rPr>
-      </w:pPr>
-      <w:r>
-        <w:rPr>
-          <w:rFonts w:hint="eastAsia"/>
-          <w:sz w:val="32"/>
-          <w:szCs w:val="32"/>
-        </w:rPr>
-        <w:t>日期：{{YEAR}}年{{MONTH}}月{{DAY}}日</w:t>
-      </w:r>
-    </w:p>
-    <w:p>
-      <w:pPr>
-        <w:rPr>
-          <w:rFonts w:hint="eastAsia"/>
-          <w:sz w:val="32"/>
-          <w:szCs w:val="32"/>
-        </w:rPr>
-      </w:pPr>
-      <w:r>
-        <w:rPr>
-          <w:rFonts w:hint="eastAsia"/>
-          <w:sz w:val="32"/>
-          <w:szCs w:val="32"/>
-        </w:rPr>
-        <w:t>题目：{{TITLE}}</w:t>
+        <w:t xml:space="preserve">       {{SIGN_REVIEWER}}       {{SIGN_LEADER}}</w:t>
       </w:r>
     </w:p>
     <w:p>
@@ -105,14 +1045,6 @@
           <w:szCs w:val="32"/>
         </w:rPr>
       </w:pPr>
-      <w:r>
-        <w:rPr>
-          <w:rFonts w:hint="eastAsia"/>
-          <w:sz w:val="32"/>
-          <w:szCs w:val="32"/>
-        </w:rPr>
-        <w:t>论文质量成绩：{{ITEM1}}</w:t>
-      </w:r>
     </w:p>
     <w:p>
       <w:pPr>
@@ -122,83 +1054,27 @@
           <w:szCs w:val="32"/>
         </w:rPr>
       </w:pPr>
-      <w:r>
-        <w:rPr>
-          <w:rFonts w:hint="eastAsia"/>
-          <w:sz w:val="32"/>
-          <w:szCs w:val="32"/>
-        </w:rPr>
-        <w:t>答辩的自述报告成绩：{{ITEM2}}</w:t>
-      </w:r>
     </w:p>
     <w:p>
       <w:pPr>
+        <w:ind w:left="3780" w:leftChars="0" w:firstLine="420" w:firstLineChars="0"/>
+        <w:jc w:val="right"/>
         <w:rPr>
           <w:rFonts w:hint="eastAsia"/>
-          <w:sz w:val="32"/>
-          <w:szCs w:val="32"/>
+          <w:sz w:val="28"/>
+          <w:szCs w:val="28"/>
+          <w:lang w:eastAsia="zh-CN"/>
         </w:rPr>
       </w:pPr>
       <w:r>
         <w:rPr>
           <w:rFonts w:hint="eastAsia"/>
-          <w:sz w:val="32"/>
-          <w:szCs w:val="32"/>
+          <w:sz w:val="28"/>
+          <w:szCs w:val="28"/>
         </w:rPr>
-        <w:t>回答问题的情况成绩：{{ITEM3}}</w:t>
+        <w:t>{{YEAR}}年{{MONTH}}月{{DAY}}日</w:t>
       </w:r>
     </w:p>
-    <w:p>
-      <w:pPr>
-        <w:rPr>
-          <w:rFonts w:hint="eastAsia"/>
-          <w:sz w:val="32"/>
-          <w:szCs w:val="32"/>
-        </w:rPr>
-      </w:pPr>
-      <w:r>
-        <w:rPr>
-          <w:rFonts w:hint="eastAsia"/>
-          <w:sz w:val="32"/>
-          <w:szCs w:val="32"/>
-        </w:rPr>
-        <w:t>合计成绩：{{TOTAL}}</w:t>
-      </w:r>
-    </w:p>
-    <w:p>
-      <w:pPr>
-        <w:rPr>
-          <w:rFonts w:hint="eastAsia"/>
-          <w:sz w:val="32"/>
-          <w:szCs w:val="32"/>
-        </w:rPr>
-      </w:pPr>
-      <w:r>
-        <w:rPr>
-          <w:rFonts w:hint="eastAsia"/>
-          <w:sz w:val="32"/>
-          <w:szCs w:val="32"/>
-        </w:rPr>
-        <w:t>答辩小组评语：{{COMMENT}}</w:t>
-      </w:r>
-    </w:p>
-    <w:p>
-      <w:pPr>
-        <w:rPr>
-          <w:sz w:val="32"/>
-          <w:szCs w:val="32"/>
-        </w:rPr>
-      </w:pPr>
-      <w:r>
-        <w:rPr>
-          <w:rFonts w:hint="eastAsia"/>
-          <w:sz w:val="32"/>
-          <w:szCs w:val="32"/>
-        </w:rPr>
-        <w:t>答辩小组组长签名（图片）：{{SIGN_LEADER}}</w:t>
-      </w:r>
-    </w:p>
-    <w:bookmarkEnd w:id="0"/>
     <w:sectPr>
       <w:pgSz w:w="11906" w:h="16838"/>
       <w:pgMar w:top="1440" w:right="1800" w:bottom="1440" w:left="1800" w:header="851" w:footer="992" w:gutter="0"/>
@@ -368,7 +1244,7 @@
     <w:lsdException w:unhideWhenUsed="0" w:uiPriority="0" w:semiHidden="0" w:name="Table Web 2"/>
     <w:lsdException w:unhideWhenUsed="0" w:uiPriority="0" w:semiHidden="0" w:name="Table Web 3"/>
     <w:lsdException w:unhideWhenUsed="0" w:uiPriority="0" w:semiHidden="0" w:name="Balloon Text"/>
-    <w:lsdException w:unhideWhenUsed="0" w:uiPriority="0" w:semiHidden="0" w:name="Table Grid"/>
+    <w:lsdException w:qFormat="1" w:unhideWhenUsed="0" w:uiPriority="0" w:semiHidden="0" w:name="Table Grid"/>
     <w:lsdException w:unhideWhenUsed="0" w:uiPriority="0" w:semiHidden="0" w:name="Table Theme"/>
     <w:lsdException w:unhideWhenUsed="0" w:uiPriority="60" w:semiHidden="0" w:name="Light Shading"/>
     <w:lsdException w:unhideWhenUsed="0" w:uiPriority="61" w:semiHidden="0" w:name="Light List"/>
@@ -485,7 +1361,7 @@
       <w:lang w:val="en-US" w:eastAsia="zh-CN" w:bidi="ar-SA"/>
     </w:rPr>
   </w:style>
-  <w:style w:type="character" w:default="1" w:styleId="3">
+  <w:style w:type="character" w:default="1" w:styleId="4">
     <w:name w:val="Default Paragraph Font"/>
     <w:semiHidden/>
     <w:qFormat/>
@@ -503,6 +1379,26 @@
         <w:bottom w:w="0" w:type="dxa"/>
         <w:right w:w="108" w:type="dxa"/>
       </w:tblCellMar>
+    </w:tblPr>
+  </w:style>
+  <w:style w:type="table" w:styleId="3">
+    <w:name w:val="Table Grid"/>
+    <w:basedOn w:val="2"/>
+    <w:qFormat/>
+    <w:uiPriority w:val="0"/>
+    <w:pPr>
+      <w:widowControl w:val="0"/>
+      <w:jc w:val="both"/>
+    </w:pPr>
+    <w:tblPr>
+      <w:tblBorders>
+        <w:top w:val="single" w:color="auto" w:sz="4" w:space="0"/>
+        <w:left w:val="single" w:color="auto" w:sz="4" w:space="0"/>
+        <w:bottom w:val="single" w:color="auto" w:sz="4" w:space="0"/>
+        <w:right w:val="single" w:color="auto" w:sz="4" w:space="0"/>
+        <w:insideH w:val="single" w:color="auto" w:sz="4" w:space="0"/>
+        <w:insideV w:val="single" w:color="auto" w:sz="4" w:space="0"/>
+      </w:tblBorders>
     </w:tblPr>
   </w:style>
 </w:styles>

--- a/uploads/templates/paper-score.docx
+++ b/uploads/templates/paper-score.docx
@@ -61,12 +61,6 @@
             <w:insideH w:val="single" w:color="auto" w:sz="4" w:space="0"/>
             <w:insideV w:val="single" w:color="auto" w:sz="4" w:space="0"/>
           </w:tblBorders>
-          <w:tblCellMar>
-            <w:top w:w="0" w:type="dxa"/>
-            <w:left w:w="108" w:type="dxa"/>
-            <w:bottom w:w="0" w:type="dxa"/>
-            <w:right w:w="108" w:type="dxa"/>
-          </w:tblCellMar>
         </w:tblPrEx>
         <w:tc>
           <w:tcPr>
@@ -727,8 +721,6 @@
               </w:rPr>
               <w:t>3</w:t>
             </w:r>
-            <w:bookmarkStart w:id="0" w:name="_GoBack"/>
-            <w:bookmarkEnd w:id="0"/>
             <w:r>
               <w:rPr>
                 <w:rFonts w:hint="eastAsia"/>
@@ -985,7 +977,7 @@
     <w:p>
       <w:pPr>
         <w:rPr>
-          <w:rFonts w:hint="default" w:eastAsiaTheme="minorEastAsia"/>
+          <w:rFonts w:hint="eastAsia"/>
           <w:sz w:val="28"/>
           <w:szCs w:val="28"/>
           <w:lang w:val="en-US" w:eastAsia="zh-CN"/>
@@ -998,12 +990,48 @@
           <w:szCs w:val="28"/>
           <w:lang w:val="en-US" w:eastAsia="zh-CN"/>
         </w:rPr>
-        <w:t>指导教师签名：          评阅教师签名：          答辩组长签名：</w:t>
+        <w:t xml:space="preserve">指导教师签名： </w:t>
+      </w:r>
+      <w:r>
+        <w:rPr>
+          <w:rFonts w:hint="eastAsia"/>
+          <w:sz w:val="28"/>
+          <w:szCs w:val="28"/>
+        </w:rPr>
+        <w:t>{{SIGN_ADVISOR}}</w:t>
+      </w:r>
+      <w:r>
+        <w:rPr>
+          <w:rFonts w:hint="eastAsia"/>
+          <w:sz w:val="28"/>
+          <w:szCs w:val="28"/>
+          <w:lang w:val="en-US" w:eastAsia="zh-CN"/>
+        </w:rPr>
+        <w:t xml:space="preserve">         </w:t>
       </w:r>
     </w:p>
     <w:p>
       <w:pPr>
         <w:rPr>
+          <w:rFonts w:hint="eastAsia"/>
+          <w:sz w:val="28"/>
+          <w:szCs w:val="28"/>
+          <w:lang w:val="en-US" w:eastAsia="zh-CN"/>
+        </w:rPr>
+      </w:pPr>
+      <w:r>
+        <w:rPr>
+          <w:rFonts w:hint="eastAsia"/>
+          <w:sz w:val="28"/>
+          <w:szCs w:val="28"/>
+          <w:lang w:val="en-US" w:eastAsia="zh-CN"/>
+        </w:rPr>
+        <w:t xml:space="preserve">评阅教师签名： {{SIGN_REVIEWER}}         </w:t>
+      </w:r>
+    </w:p>
+    <w:p>
+      <w:pPr>
+        <w:rPr>
           <w:rFonts w:hint="default" w:eastAsiaTheme="minorEastAsia"/>
           <w:sz w:val="32"/>
           <w:szCs w:val="32"/>
@@ -1015,9 +1043,12 @@
           <w:rFonts w:hint="eastAsia"/>
           <w:sz w:val="28"/>
           <w:szCs w:val="28"/>
-        </w:rPr>
-        <w:t>{{SIGN_ADVISOR}}</w:t>
+          <w:lang w:val="en-US" w:eastAsia="zh-CN"/>
+        </w:rPr>
+        <w:t xml:space="preserve">答辩组长签名： </w:t>
       </w:r>
+      <w:bookmarkStart w:id="0" w:name="_GoBack"/>
+      <w:bookmarkEnd w:id="0"/>
       <w:r>
         <w:rPr>
           <w:rFonts w:hint="eastAsia"/>
@@ -1025,7 +1056,7 @@
           <w:szCs w:val="28"/>
           <w:lang w:val="en-US" w:eastAsia="zh-CN"/>
         </w:rPr>
-        <w:t xml:space="preserve">       {{SIGN_REVIEWER}}       {{SIGN_LEADER}}</w:t>
+        <w:t>{{SIGN_LEADER}}</w:t>
       </w:r>
     </w:p>
     <w:p>

--- a/uploads/templates/paper-score.docx
+++ b/uploads/templates/paper-score.docx
@@ -61,6 +61,12 @@
             <w:insideH w:val="single" w:color="auto" w:sz="4" w:space="0"/>
             <w:insideV w:val="single" w:color="auto" w:sz="4" w:space="0"/>
           </w:tblBorders>
+          <w:tblCellMar>
+            <w:top w:w="0" w:type="dxa"/>
+            <w:left w:w="108" w:type="dxa"/>
+            <w:bottom w:w="0" w:type="dxa"/>
+            <w:right w:w="108" w:type="dxa"/>
+          </w:tblCellMar>
         </w:tblPrEx>
         <w:tc>
           <w:tcPr>
@@ -426,22 +432,21 @@
             <w:pPr>
               <w:jc w:val="center"/>
               <w:rPr>
-                <w:rFonts w:hint="default" w:eastAsiaTheme="minorEastAsia"/>
-                <w:sz w:val="28"/>
-                <w:szCs w:val="28"/>
-                <w:vertAlign w:val="baseline"/>
-                <w:lang w:val="en-US" w:eastAsia="zh-CN"/>
-              </w:rPr>
-            </w:pPr>
-            <w:r>
-              <w:rPr>
-                <w:rFonts w:hint="eastAsia"/>
-                <w:sz w:val="28"/>
-                <w:szCs w:val="28"/>
-                <w:vertAlign w:val="baseline"/>
-                <w:lang w:val="en-US" w:eastAsia="zh-CN"/>
-              </w:rPr>
-              <w:t>论文质量</w:t>
+                <w:rFonts w:hint="default"/>
+                <w:sz w:val="28"/>
+                <w:szCs w:val="28"/>
+                <w:highlight w:val="none"/>
+                <w:lang w:val="en-US" w:eastAsia="zh-CN"/>
+              </w:rPr>
+            </w:pPr>
+            <w:r>
+              <w:rPr>
+                <w:rFonts w:hint="eastAsia"/>
+                <w:sz w:val="28"/>
+                <w:szCs w:val="28"/>
+                <w:highlight w:val="none"/>
+              </w:rPr>
+              <w:t>{{ITEM1_NAME}}</w:t>
             </w:r>
           </w:p>
         </w:tc>
@@ -453,22 +458,40 @@
             <w:pPr>
               <w:jc w:val="center"/>
               <w:rPr>
-                <w:rFonts w:hint="default" w:eastAsiaTheme="minorEastAsia"/>
-                <w:sz w:val="32"/>
-                <w:szCs w:val="32"/>
-                <w:vertAlign w:val="baseline"/>
-                <w:lang w:val="en-US" w:eastAsia="zh-CN"/>
-              </w:rPr>
-            </w:pPr>
-            <w:r>
-              <w:rPr>
-                <w:rFonts w:hint="eastAsia"/>
-                <w:sz w:val="32"/>
-                <w:szCs w:val="32"/>
-                <w:vertAlign w:val="baseline"/>
-                <w:lang w:val="en-US" w:eastAsia="zh-CN"/>
-              </w:rPr>
-              <w:t>50</w:t>
+                <w:rFonts w:hint="default"/>
+                <w:sz w:val="28"/>
+                <w:szCs w:val="28"/>
+                <w:highlight w:val="none"/>
+                <w:lang w:val="en-US" w:eastAsia="zh-CN"/>
+              </w:rPr>
+            </w:pPr>
+            <w:r>
+              <w:rPr>
+                <w:rFonts w:hint="eastAsia"/>
+                <w:sz w:val="28"/>
+                <w:szCs w:val="28"/>
+                <w:highlight w:val="none"/>
+              </w:rPr>
+              <w:t>{{ITEM</w:t>
+            </w:r>
+            <w:r>
+              <w:rPr>
+                <w:rFonts w:hint="eastAsia"/>
+                <w:sz w:val="28"/>
+                <w:szCs w:val="28"/>
+                <w:highlight w:val="none"/>
+                <w:lang w:val="en-US" w:eastAsia="zh-CN"/>
+              </w:rPr>
+              <w:t>1</w:t>
+            </w:r>
+            <w:r>
+              <w:rPr>
+                <w:rFonts w:hint="eastAsia"/>
+                <w:sz w:val="28"/>
+                <w:szCs w:val="28"/>
+                <w:highlight w:val="none"/>
+              </w:rPr>
+              <w:t>_MAX}}</w:t>
             </w:r>
           </w:p>
         </w:tc>
@@ -524,22 +547,40 @@
             <w:pPr>
               <w:jc w:val="center"/>
               <w:rPr>
-                <w:rFonts w:hint="default" w:eastAsiaTheme="minorEastAsia"/>
-                <w:sz w:val="28"/>
-                <w:szCs w:val="28"/>
-                <w:vertAlign w:val="baseline"/>
-                <w:lang w:val="en-US" w:eastAsia="zh-CN"/>
-              </w:rPr>
-            </w:pPr>
-            <w:r>
-              <w:rPr>
-                <w:rFonts w:hint="eastAsia"/>
-                <w:sz w:val="28"/>
-                <w:szCs w:val="28"/>
-                <w:vertAlign w:val="baseline"/>
-                <w:lang w:val="en-US" w:eastAsia="zh-CN"/>
-              </w:rPr>
-              <w:t>答辩的自述报告</w:t>
+                <w:rFonts w:hint="default"/>
+                <w:sz w:val="28"/>
+                <w:szCs w:val="28"/>
+                <w:highlight w:val="none"/>
+                <w:lang w:val="en-US" w:eastAsia="zh-CN"/>
+              </w:rPr>
+            </w:pPr>
+            <w:r>
+              <w:rPr>
+                <w:rFonts w:hint="eastAsia"/>
+                <w:sz w:val="28"/>
+                <w:szCs w:val="28"/>
+                <w:highlight w:val="none"/>
+              </w:rPr>
+              <w:t>{{ITEM</w:t>
+            </w:r>
+            <w:r>
+              <w:rPr>
+                <w:rFonts w:hint="eastAsia"/>
+                <w:sz w:val="28"/>
+                <w:szCs w:val="28"/>
+                <w:highlight w:val="none"/>
+                <w:lang w:val="en-US" w:eastAsia="zh-CN"/>
+              </w:rPr>
+              <w:t>2</w:t>
+            </w:r>
+            <w:r>
+              <w:rPr>
+                <w:rFonts w:hint="eastAsia"/>
+                <w:sz w:val="28"/>
+                <w:szCs w:val="28"/>
+                <w:highlight w:val="none"/>
+              </w:rPr>
+              <w:t>_NAME}}</w:t>
             </w:r>
           </w:p>
         </w:tc>
@@ -551,22 +592,40 @@
             <w:pPr>
               <w:jc w:val="center"/>
               <w:rPr>
-                <w:rFonts w:hint="default" w:eastAsiaTheme="minorEastAsia"/>
-                <w:sz w:val="32"/>
-                <w:szCs w:val="32"/>
-                <w:vertAlign w:val="baseline"/>
-                <w:lang w:val="en-US" w:eastAsia="zh-CN"/>
-              </w:rPr>
-            </w:pPr>
-            <w:r>
-              <w:rPr>
-                <w:rFonts w:hint="eastAsia"/>
-                <w:sz w:val="32"/>
-                <w:szCs w:val="32"/>
-                <w:vertAlign w:val="baseline"/>
-                <w:lang w:val="en-US" w:eastAsia="zh-CN"/>
-              </w:rPr>
-              <w:t>25</w:t>
+                <w:rFonts w:hint="default"/>
+                <w:sz w:val="28"/>
+                <w:szCs w:val="28"/>
+                <w:highlight w:val="none"/>
+                <w:lang w:val="en-US" w:eastAsia="zh-CN"/>
+              </w:rPr>
+            </w:pPr>
+            <w:r>
+              <w:rPr>
+                <w:rFonts w:hint="eastAsia"/>
+                <w:sz w:val="28"/>
+                <w:szCs w:val="28"/>
+                <w:highlight w:val="none"/>
+              </w:rPr>
+              <w:t>{{ITEM</w:t>
+            </w:r>
+            <w:r>
+              <w:rPr>
+                <w:rFonts w:hint="eastAsia"/>
+                <w:sz w:val="28"/>
+                <w:szCs w:val="28"/>
+                <w:highlight w:val="none"/>
+                <w:lang w:val="en-US" w:eastAsia="zh-CN"/>
+              </w:rPr>
+              <w:t>2</w:t>
+            </w:r>
+            <w:r>
+              <w:rPr>
+                <w:rFonts w:hint="eastAsia"/>
+                <w:sz w:val="28"/>
+                <w:szCs w:val="28"/>
+                <w:highlight w:val="none"/>
+              </w:rPr>
+              <w:t>_MAX}}</w:t>
             </w:r>
           </w:p>
         </w:tc>
@@ -641,22 +700,40 @@
             <w:pPr>
               <w:jc w:val="center"/>
               <w:rPr>
-                <w:rFonts w:hint="default" w:eastAsiaTheme="minorEastAsia"/>
-                <w:sz w:val="28"/>
-                <w:szCs w:val="28"/>
-                <w:vertAlign w:val="baseline"/>
-                <w:lang w:val="en-US" w:eastAsia="zh-CN"/>
-              </w:rPr>
-            </w:pPr>
-            <w:r>
-              <w:rPr>
-                <w:rFonts w:hint="eastAsia"/>
-                <w:sz w:val="28"/>
-                <w:szCs w:val="28"/>
-                <w:vertAlign w:val="baseline"/>
-                <w:lang w:val="en-US" w:eastAsia="zh-CN"/>
-              </w:rPr>
-              <w:t>回答问题的情况</w:t>
+                <w:rFonts w:hint="default"/>
+                <w:sz w:val="28"/>
+                <w:szCs w:val="28"/>
+                <w:highlight w:val="none"/>
+                <w:lang w:val="en-US" w:eastAsia="zh-CN"/>
+              </w:rPr>
+            </w:pPr>
+            <w:r>
+              <w:rPr>
+                <w:rFonts w:hint="eastAsia"/>
+                <w:sz w:val="28"/>
+                <w:szCs w:val="28"/>
+                <w:highlight w:val="none"/>
+              </w:rPr>
+              <w:t>{{ITEM</w:t>
+            </w:r>
+            <w:r>
+              <w:rPr>
+                <w:rFonts w:hint="eastAsia"/>
+                <w:sz w:val="28"/>
+                <w:szCs w:val="28"/>
+                <w:highlight w:val="none"/>
+                <w:lang w:val="en-US" w:eastAsia="zh-CN"/>
+              </w:rPr>
+              <w:t>3</w:t>
+            </w:r>
+            <w:r>
+              <w:rPr>
+                <w:rFonts w:hint="eastAsia"/>
+                <w:sz w:val="28"/>
+                <w:szCs w:val="28"/>
+                <w:highlight w:val="none"/>
+              </w:rPr>
+              <w:t>_NAME}}</w:t>
             </w:r>
           </w:p>
         </w:tc>
@@ -668,22 +745,51 @@
             <w:pPr>
               <w:jc w:val="center"/>
               <w:rPr>
-                <w:rFonts w:hint="default" w:eastAsiaTheme="minorEastAsia"/>
-                <w:sz w:val="32"/>
-                <w:szCs w:val="32"/>
-                <w:vertAlign w:val="baseline"/>
-                <w:lang w:val="en-US" w:eastAsia="zh-CN"/>
-              </w:rPr>
-            </w:pPr>
-            <w:r>
-              <w:rPr>
-                <w:rFonts w:hint="eastAsia"/>
-                <w:sz w:val="32"/>
-                <w:szCs w:val="32"/>
-                <w:vertAlign w:val="baseline"/>
-                <w:lang w:val="en-US" w:eastAsia="zh-CN"/>
-              </w:rPr>
-              <w:t>25</w:t>
+                <w:rFonts w:hint="default"/>
+                <w:sz w:val="28"/>
+                <w:szCs w:val="28"/>
+                <w:highlight w:val="none"/>
+                <w:lang w:val="en-US" w:eastAsia="zh-CN"/>
+              </w:rPr>
+            </w:pPr>
+            <w:r>
+              <w:rPr>
+                <w:rFonts w:hint="eastAsia"/>
+                <w:sz w:val="28"/>
+                <w:szCs w:val="28"/>
+                <w:highlight w:val="none"/>
+              </w:rPr>
+              <w:t>{{ITEM</w:t>
+            </w:r>
+            <w:r>
+              <w:rPr>
+                <w:rFonts w:hint="eastAsia"/>
+                <w:sz w:val="28"/>
+                <w:szCs w:val="28"/>
+                <w:highlight w:val="none"/>
+                <w:lang w:val="en-US" w:eastAsia="zh-CN"/>
+              </w:rPr>
+              <w:t>3</w:t>
+            </w:r>
+            <w:r>
+              <w:rPr>
+                <w:rFonts w:hint="eastAsia"/>
+                <w:sz w:val="28"/>
+                <w:szCs w:val="28"/>
+                <w:highlight w:val="none"/>
+              </w:rPr>
+              <w:t>_MA</w:t>
+            </w:r>
+            <w:bookmarkStart w:id="0" w:name="_GoBack"/>
+            <w:bookmarkEnd w:id="0"/>
+            <w:r>
+              <w:rPr>
+                <w:rFonts w:hint="eastAsia"/>
+                <w:sz w:val="28"/>
+                <w:szCs w:val="28"/>
+                <w:highlight w:val="none"/>
+              </w:rPr>
+              <w:t>X}}</w:t>
             </w:r>
           </w:p>
         </w:tc>
@@ -1045,18 +1151,7 @@
           <w:szCs w:val="28"/>
           <w:lang w:val="en-US" w:eastAsia="zh-CN"/>
         </w:rPr>
-        <w:t xml:space="preserve">答辩组长签名： </w:t>
-      </w:r>
-      <w:bookmarkStart w:id="0" w:name="_GoBack"/>
-      <w:bookmarkEnd w:id="0"/>
-      <w:r>
-        <w:rPr>
-          <w:rFonts w:hint="eastAsia"/>
-          <w:sz w:val="28"/>
-          <w:szCs w:val="28"/>
-          <w:lang w:val="en-US" w:eastAsia="zh-CN"/>
-        </w:rPr>
-        <w:t>{{SIGN_LEADER}}</w:t>
+        <w:t>答辩组长签名： {{SIGN_LEADER}}</w:t>
       </w:r>
     </w:p>
     <w:p>

--- a/uploads/templates/paper-score.docx
+++ b/uploads/templates/paper-score.docx
@@ -231,7 +231,7 @@
                 <w:vertAlign w:val="baseline"/>
                 <w:lang w:val="en-US" w:eastAsia="zh-CN"/>
               </w:rPr>
-              <w:t>论文题目</w:t>
+              <w:t>题目</w:t>
             </w:r>
           </w:p>
         </w:tc>
@@ -1000,7 +1000,7 @@
           <w:szCs w:val="28"/>
           <w:lang w:val="en-US" w:eastAsia="zh-CN"/>
         </w:rPr>
-        <w:t>答辩评语：</w:t>
+        <w:t>答辩小组评语：</w:t>
       </w:r>
     </w:p>
     <w:tbl>
